--- a/docs/Software_Requirements_Specification.docx
+++ b/docs/Software_Requirements_Specification.docx
@@ -91,7 +91,7 @@
           <w:i w:val="0"/>
           <w:sz w:val="32"/>
         </w:rPr>
-        <w:t>[STUDENT NAME]  (UID: [__________])</w:t>
+        <w:t>Manreet Gill  (UID: 24BCS10479)</w:t>
       </w:r>
     </w:p>
     <w:p>
@@ -211,7 +211,7 @@
           <w:i w:val="0"/>
           <w:sz w:val="24"/>
         </w:rPr>
-        <w:t>Document Version 1.0   ·   [MONTH] [YEAR]</w:t>
+        <w:t>Document Version 1.0   ·   June 2026</w:t>
       </w:r>
     </w:p>
     <w:p>
